--- a/ВКР/Письмо Кузенной 09.04/1)МЕРОПРИЯТИЯ предзащита и защита заочное бакалавры 2026.docx
+++ b/ВКР/Письмо Кузенной 09.04/1)МЕРОПРИЯТИЯ предзащита и защита заочное бакалавры 2026.docx
@@ -374,6 +374,8 @@
       <w:r>
         <w:rPr>
           <w:rFonts w:ascii="Times New Roman" w:cs="Times New Roman" w:eastAsia="Times New Roman" w:hAnsi="Times New Roman"/>
+          <w:b w:val="1"/>
+          <w:bCs w:val="1"/>
           <w:sz w:val="28"/>
           <w:szCs w:val="28"/>
           <w:highlight w:val="green"/>
@@ -478,6 +480,8 @@
         <w:jc w:val="both"/>
         <w:rPr>
           <w:rFonts w:ascii="Times New Roman" w:cs="Times New Roman" w:eastAsia="Times New Roman" w:hAnsi="Times New Roman"/>
+          <w:b w:val="1"/>
+          <w:bCs w:val="1"/>
           <w:sz w:val="28"/>
           <w:szCs w:val="28"/>
         </w:rPr>
@@ -490,23 +494,39 @@
           <w:rtl w:val="0"/>
         </w:rPr>
         <w:br w:type="textWrapping"/>
-        <w:t xml:space="preserve">- пояснительную записку; </w:t>
-      </w:r>
-    </w:p>
-    <w:p>
-      <w:pPr>
-        <w:spacing w:after="0" w:line="240" w:lineRule="auto"/>
-        <w:ind w:firstLine="709"/>
-        <w:jc w:val="both"/>
-        <w:rPr>
-          <w:rFonts w:ascii="Times New Roman" w:cs="Times New Roman" w:eastAsia="Times New Roman" w:hAnsi="Times New Roman"/>
-          <w:sz w:val="28"/>
-          <w:szCs w:val="28"/>
-        </w:rPr>
-      </w:pPr>
-      <w:r>
-        <w:rPr>
-          <w:rFonts w:ascii="Times New Roman" w:cs="Times New Roman" w:eastAsia="Times New Roman" w:hAnsi="Times New Roman"/>
+        <w:tab/>
+        <w:t xml:space="preserve">-</w:t>
+      </w:r>
+      <w:r>
+        <w:rPr>
+          <w:rFonts w:ascii="Times New Roman" w:cs="Times New Roman" w:eastAsia="Times New Roman" w:hAnsi="Times New Roman"/>
+          <w:b w:val="1"/>
+          <w:bCs w:val="1"/>
+          <w:sz w:val="28"/>
+          <w:szCs w:val="28"/>
+          <w:rtl w:val="0"/>
+        </w:rPr>
+        <w:t xml:space="preserve"> пояснительную записку; </w:t>
+      </w:r>
+    </w:p>
+    <w:p>
+      <w:pPr>
+        <w:spacing w:after="0" w:line="240" w:lineRule="auto"/>
+        <w:ind w:firstLine="709"/>
+        <w:jc w:val="both"/>
+        <w:rPr>
+          <w:rFonts w:ascii="Times New Roman" w:cs="Times New Roman" w:eastAsia="Times New Roman" w:hAnsi="Times New Roman"/>
+          <w:b w:val="1"/>
+          <w:bCs w:val="1"/>
+          <w:sz w:val="28"/>
+          <w:szCs w:val="28"/>
+        </w:rPr>
+      </w:pPr>
+      <w:r>
+        <w:rPr>
+          <w:rFonts w:ascii="Times New Roman" w:cs="Times New Roman" w:eastAsia="Times New Roman" w:hAnsi="Times New Roman"/>
+          <w:b w:val="1"/>
+          <w:bCs w:val="1"/>
           <w:sz w:val="28"/>
           <w:szCs w:val="28"/>
           <w:rtl w:val="0"/>
@@ -521,13 +541,17 @@
         <w:jc w:val="both"/>
         <w:rPr>
           <w:rFonts w:ascii="Times New Roman" w:cs="Times New Roman" w:eastAsia="Times New Roman" w:hAnsi="Times New Roman"/>
-          <w:sz w:val="28"/>
-          <w:szCs w:val="28"/>
-        </w:rPr>
-      </w:pPr>
-      <w:r>
-        <w:rPr>
-          <w:rFonts w:ascii="Times New Roman" w:cs="Times New Roman" w:eastAsia="Times New Roman" w:hAnsi="Times New Roman"/>
+          <w:b w:val="1"/>
+          <w:bCs w:val="1"/>
+          <w:sz w:val="28"/>
+          <w:szCs w:val="28"/>
+        </w:rPr>
+      </w:pPr>
+      <w:r>
+        <w:rPr>
+          <w:rFonts w:ascii="Times New Roman" w:cs="Times New Roman" w:eastAsia="Times New Roman" w:hAnsi="Times New Roman"/>
+          <w:b w:val="1"/>
+          <w:bCs w:val="1"/>
           <w:sz w:val="28"/>
           <w:szCs w:val="28"/>
           <w:rtl w:val="0"/>
@@ -564,81 +588,20 @@
         <w:jc w:val="both"/>
         <w:rPr>
           <w:rFonts w:ascii="Times New Roman" w:cs="Times New Roman" w:eastAsia="Times New Roman" w:hAnsi="Times New Roman"/>
-          <w:sz w:val="28"/>
-          <w:szCs w:val="28"/>
-        </w:rPr>
-      </w:pPr>
-      <w:r>
-        <w:rPr>
-          <w:rFonts w:ascii="Times New Roman" w:cs="Times New Roman" w:eastAsia="Times New Roman" w:hAnsi="Times New Roman"/>
-          <w:sz w:val="28"/>
-          <w:szCs w:val="28"/>
-          <w:rtl w:val="0"/>
-        </w:rPr>
-        <w:t xml:space="preserve">Затем Вам нужно будет пройти нормоконтроль. Даты проведения нормоконтроля </w:t>
-      </w:r>
-      <w:r>
-        <w:rPr>
-          <w:rFonts w:ascii="Times New Roman" w:cs="Times New Roman" w:eastAsia="Times New Roman" w:hAnsi="Times New Roman"/>
           <w:b w:val="1"/>
           <w:bCs w:val="1"/>
           <w:sz w:val="28"/>
           <w:szCs w:val="28"/>
-          <w:highlight w:val="green"/>
-          <w:rtl w:val="0"/>
-        </w:rPr>
-        <w:t xml:space="preserve">5, 6, 7 мая</w:t>
-      </w:r>
-      <w:r>
-        <w:rPr>
-          <w:rFonts w:ascii="Times New Roman" w:cs="Times New Roman" w:eastAsia="Times New Roman" w:hAnsi="Times New Roman"/>
-          <w:sz w:val="28"/>
-          <w:szCs w:val="28"/>
-          <w:rtl w:val="0"/>
-        </w:rPr>
-        <w:t xml:space="preserve"> с 10-00 до 14-00 в кабинете 420 - 14 корпуса. Никто не проходит нормоконтроль за один раз. Поэтому все в первый раз приходят 5 мая, затем повторяют процедуру до устранения всех недочетов в оформлении записки.</w:t>
-      </w:r>
-    </w:p>
-    <w:p>
-      <w:pPr>
-        <w:spacing w:after="0" w:line="240" w:lineRule="auto"/>
-        <w:ind w:firstLine="709"/>
-        <w:jc w:val="both"/>
-        <w:rPr>
-          <w:rFonts w:ascii="Times New Roman" w:cs="Times New Roman" w:eastAsia="Times New Roman" w:hAnsi="Times New Roman"/>
-          <w:sz w:val="28"/>
-          <w:szCs w:val="28"/>
-        </w:rPr>
-      </w:pPr>
-      <w:r>
-        <w:rPr>
-          <w:rFonts w:ascii="Times New Roman" w:cs="Times New Roman" w:eastAsia="Times New Roman" w:hAnsi="Times New Roman"/>
-          <w:sz w:val="28"/>
-          <w:szCs w:val="28"/>
-          <w:rtl w:val="0"/>
-        </w:rPr>
-        <w:t xml:space="preserve">Как только исправили все ошибки в пояснительной записке и прошли нормоконтроль, сразу выкладывайте ее на согласование в ЛК. </w:t>
-      </w:r>
-    </w:p>
-    <w:p>
-      <w:pPr>
-        <w:spacing w:after="0" w:line="240" w:lineRule="auto"/>
-        <w:ind w:firstLine="709"/>
-        <w:jc w:val="both"/>
-        <w:rPr>
-          <w:rFonts w:ascii="Times New Roman" w:cs="Times New Roman" w:eastAsia="Times New Roman" w:hAnsi="Times New Roman"/>
-          <w:sz w:val="28"/>
-          <w:szCs w:val="28"/>
-        </w:rPr>
-      </w:pPr>
-      <w:r>
-        <w:rPr>
-          <w:rFonts w:ascii="Times New Roman" w:cs="Times New Roman" w:eastAsia="Times New Roman" w:hAnsi="Times New Roman"/>
-          <w:sz w:val="28"/>
-          <w:szCs w:val="28"/>
-          <w:rtl w:val="0"/>
-        </w:rPr>
-        <w:t xml:space="preserve">До защиты руководитель должен согласовать вашу ВКР, прикрепив сканы отзыва и справки о проверке на плагиат. Крайняя дата </w:t>
+        </w:rPr>
+      </w:pPr>
+      <w:r>
+        <w:rPr>
+          <w:rFonts w:ascii="Times New Roman" w:cs="Times New Roman" w:eastAsia="Times New Roman" w:hAnsi="Times New Roman"/>
+          <w:sz w:val="28"/>
+          <w:szCs w:val="28"/>
+          <w:rtl w:val="0"/>
+        </w:rPr>
+        <w:t xml:space="preserve">Затем Вам нужно будет пройти нормоконтроль. Даты проведения нормоконтроля </w:t>
       </w:r>
       <w:r>
         <w:rPr>
@@ -647,18 +610,19 @@
           <w:bCs w:val="1"/>
           <w:sz w:val="28"/>
           <w:szCs w:val="28"/>
-          <w:rtl w:val="0"/>
-        </w:rPr>
-        <w:t xml:space="preserve">согласования</w:t>
-      </w:r>
-      <w:r>
-        <w:rPr>
-          <w:rFonts w:ascii="Times New Roman" w:cs="Times New Roman" w:eastAsia="Times New Roman" w:hAnsi="Times New Roman"/>
-          <w:sz w:val="28"/>
-          <w:szCs w:val="28"/>
-          <w:rtl w:val="0"/>
-        </w:rPr>
-        <w:t xml:space="preserve"> руководителем ВКР в ЛК –</w:t>
+          <w:highlight w:val="green"/>
+          <w:rtl w:val="0"/>
+        </w:rPr>
+        <w:t xml:space="preserve">5, 6, 7 мая</w:t>
+      </w:r>
+      <w:r>
+        <w:rPr>
+          <w:rFonts w:ascii="Times New Roman" w:cs="Times New Roman" w:eastAsia="Times New Roman" w:hAnsi="Times New Roman"/>
+          <w:sz w:val="28"/>
+          <w:szCs w:val="28"/>
+          <w:rtl w:val="0"/>
+        </w:rPr>
+        <w:t xml:space="preserve">. Порядок и время проведения нормоконтроля староста должен согласовать с </w:t>
       </w:r>
       <w:r>
         <w:rPr>
@@ -669,7 +633,66 @@
           <w:szCs w:val="28"/>
           <w:rtl w:val="0"/>
         </w:rPr>
-        <w:t xml:space="preserve"> </w:t>
+        <w:t xml:space="preserve">Тарасовым Артемом Алексеевичем.</w:t>
+      </w:r>
+    </w:p>
+    <w:p>
+      <w:pPr>
+        <w:spacing w:after="0" w:line="240" w:lineRule="auto"/>
+        <w:ind w:firstLine="709"/>
+        <w:jc w:val="both"/>
+        <w:rPr>
+          <w:rFonts w:ascii="Times New Roman" w:cs="Times New Roman" w:eastAsia="Times New Roman" w:hAnsi="Times New Roman"/>
+          <w:sz w:val="28"/>
+          <w:szCs w:val="28"/>
+        </w:rPr>
+      </w:pPr>
+      <w:r>
+        <w:rPr>
+          <w:rFonts w:ascii="Times New Roman" w:cs="Times New Roman" w:eastAsia="Times New Roman" w:hAnsi="Times New Roman"/>
+          <w:sz w:val="28"/>
+          <w:szCs w:val="28"/>
+          <w:rtl w:val="0"/>
+        </w:rPr>
+        <w:t xml:space="preserve">Как только исправили все ошибки в пояснительной записке и прошли нормоконтроль, вам нужно получить подписи руководителя и Артема Алексеевича Тарасова на титульнике и на штампе. Иногородним советую поручить получение подписей кому-нибудь из местных товарищей. Вам нужно отсканировать подписанный титульник, вставить в ВКР вместо неподписанного и сохранить в ВКР в формате PDF. После этого вы загружаете ВКР в личный кабинет для согласования руководителем. </w:t>
+      </w:r>
+    </w:p>
+    <w:p>
+      <w:pPr>
+        <w:spacing w:after="0" w:line="240" w:lineRule="auto"/>
+        <w:ind w:firstLine="709"/>
+        <w:jc w:val="both"/>
+        <w:rPr>
+          <w:rFonts w:ascii="Times New Roman" w:cs="Times New Roman" w:eastAsia="Times New Roman" w:hAnsi="Times New Roman"/>
+          <w:sz w:val="28"/>
+          <w:szCs w:val="28"/>
+        </w:rPr>
+      </w:pPr>
+      <w:r>
+        <w:rPr>
+          <w:rtl w:val="0"/>
+        </w:rPr>
+      </w:r>
+    </w:p>
+    <w:p>
+      <w:pPr>
+        <w:spacing w:after="0" w:line="240" w:lineRule="auto"/>
+        <w:ind w:firstLine="709"/>
+        <w:jc w:val="both"/>
+        <w:rPr>
+          <w:rFonts w:ascii="Times New Roman" w:cs="Times New Roman" w:eastAsia="Times New Roman" w:hAnsi="Times New Roman"/>
+          <w:sz w:val="28"/>
+          <w:szCs w:val="28"/>
+        </w:rPr>
+      </w:pPr>
+      <w:r>
+        <w:rPr>
+          <w:rFonts w:ascii="Times New Roman" w:cs="Times New Roman" w:eastAsia="Times New Roman" w:hAnsi="Times New Roman"/>
+          <w:sz w:val="28"/>
+          <w:szCs w:val="28"/>
+          <w:rtl w:val="0"/>
+        </w:rPr>
+        <w:t xml:space="preserve">До защиты руководитель должен согласовать вашу ВКР, прикрепив сканы отзыва и справки о проверке на плагиат. Крайняя дата </w:t>
       </w:r>
       <w:r>
         <w:rPr>
@@ -678,10 +701,18 @@
           <w:bCs w:val="1"/>
           <w:sz w:val="28"/>
           <w:szCs w:val="28"/>
-          <w:highlight w:val="green"/>
-          <w:rtl w:val="0"/>
-        </w:rPr>
-        <w:t xml:space="preserve">14 мая</w:t>
+          <w:rtl w:val="0"/>
+        </w:rPr>
+        <w:t xml:space="preserve">согласования</w:t>
+      </w:r>
+      <w:r>
+        <w:rPr>
+          <w:rFonts w:ascii="Times New Roman" w:cs="Times New Roman" w:eastAsia="Times New Roman" w:hAnsi="Times New Roman"/>
+          <w:sz w:val="28"/>
+          <w:szCs w:val="28"/>
+          <w:rtl w:val="0"/>
+        </w:rPr>
+        <w:t xml:space="preserve"> руководителем ВКР в ЛК –</w:t>
       </w:r>
       <w:r>
         <w:rPr>
@@ -692,31 +723,20 @@
           <w:szCs w:val="28"/>
           <w:rtl w:val="0"/>
         </w:rPr>
-        <w:t xml:space="preserve">.</w:t>
-      </w:r>
-      <w:r>
-        <w:rPr>
-          <w:rFonts w:ascii="Times New Roman" w:cs="Times New Roman" w:eastAsia="Times New Roman" w:hAnsi="Times New Roman"/>
-          <w:sz w:val="28"/>
-          <w:szCs w:val="28"/>
-          <w:rtl w:val="0"/>
-        </w:rPr>
-        <w:t xml:space="preserve"> Выкладывайте записку в ЛК заблаговременно, чтобы руководитель успел согласовать и загрузить необходимые документы.</w:t>
-      </w:r>
-    </w:p>
-    <w:p>
-      <w:pPr>
-        <w:spacing w:after="0" w:line="240" w:lineRule="auto"/>
-        <w:ind w:firstLine="709"/>
-        <w:jc w:val="both"/>
+        <w:t xml:space="preserve"> </w:t>
+      </w:r>
+      <w:r>
         <w:rPr>
           <w:rFonts w:ascii="Times New Roman" w:cs="Times New Roman" w:eastAsia="Times New Roman" w:hAnsi="Times New Roman"/>
           <w:b w:val="1"/>
           <w:bCs w:val="1"/>
           <w:sz w:val="28"/>
           <w:szCs w:val="28"/>
-        </w:rPr>
-      </w:pPr>
+          <w:highlight w:val="green"/>
+          <w:rtl w:val="0"/>
+        </w:rPr>
+        <w:t xml:space="preserve">14 мая</w:t>
+      </w:r>
       <w:r>
         <w:rPr>
           <w:rFonts w:ascii="Times New Roman" w:cs="Times New Roman" w:eastAsia="Times New Roman" w:hAnsi="Times New Roman"/>
@@ -726,186 +746,168 @@
           <w:szCs w:val="28"/>
           <w:rtl w:val="0"/>
         </w:rPr>
-        <w:t xml:space="preserve">Если ВКР не будет выложена в ЛК и согласована, вы не будете допущены до защиты.</w:t>
-      </w:r>
-    </w:p>
-    <w:p>
-      <w:pPr>
-        <w:spacing w:after="0" w:line="240" w:lineRule="auto"/>
-        <w:ind w:firstLine="709"/>
-        <w:jc w:val="both"/>
-        <w:rPr>
-          <w:rFonts w:ascii="Times New Roman" w:cs="Times New Roman" w:eastAsia="Times New Roman" w:hAnsi="Times New Roman"/>
-          <w:sz w:val="28"/>
-          <w:szCs w:val="28"/>
-        </w:rPr>
-      </w:pPr>
-      <w:r>
-        <w:rPr>
-          <w:rtl w:val="0"/>
-        </w:rPr>
-      </w:r>
-    </w:p>
-    <w:p>
-      <w:pPr>
-        <w:spacing w:after="0" w:line="240" w:lineRule="auto"/>
-        <w:ind w:firstLine="709"/>
-        <w:jc w:val="both"/>
-        <w:rPr>
-          <w:rFonts w:ascii="Times New Roman" w:cs="Times New Roman" w:eastAsia="Times New Roman" w:hAnsi="Times New Roman"/>
-          <w:sz w:val="28"/>
-          <w:szCs w:val="28"/>
-        </w:rPr>
-      </w:pPr>
-      <w:r>
-        <w:rPr>
-          <w:rFonts w:ascii="Times New Roman" w:cs="Times New Roman" w:eastAsia="Times New Roman" w:hAnsi="Times New Roman"/>
-          <w:sz w:val="28"/>
-          <w:szCs w:val="28"/>
-          <w:rtl w:val="0"/>
-        </w:rPr>
-        <w:t xml:space="preserve">Далее. После предзащиты и исправления всех ошибок ВСЕМ надо принести на флешке в комнату </w:t>
-      </w:r>
-      <w:r>
-        <w:rPr>
-          <w:rFonts w:ascii="Times New Roman" w:cs="Times New Roman" w:eastAsia="Times New Roman" w:hAnsi="Times New Roman"/>
-          <w:sz w:val="28"/>
-          <w:szCs w:val="28"/>
-          <w:highlight w:val="green"/>
-          <w:rtl w:val="0"/>
-        </w:rPr>
-        <w:t xml:space="preserve">426</w:t>
-      </w:r>
-      <w:r>
-        <w:rPr>
-          <w:rFonts w:ascii="Times New Roman" w:cs="Times New Roman" w:eastAsia="Times New Roman" w:hAnsi="Times New Roman"/>
-          <w:sz w:val="28"/>
-          <w:szCs w:val="28"/>
-          <w:rtl w:val="0"/>
-        </w:rPr>
-        <w:t xml:space="preserve"> файл пояснительной записки ВКР в ворде </w:t>
-      </w:r>
-      <w:r>
-        <w:rPr>
-          <w:rFonts w:ascii="Times New Roman" w:cs="Times New Roman" w:eastAsia="Times New Roman" w:hAnsi="Times New Roman"/>
-          <w:sz w:val="28"/>
-          <w:szCs w:val="28"/>
-          <w:highlight w:val="green"/>
-          <w:rtl w:val="0"/>
-        </w:rPr>
-        <w:t xml:space="preserve">13 мая, либо 14 мая в 10.00</w:t>
-      </w:r>
-      <w:r>
-        <w:rPr>
-          <w:rFonts w:ascii="Times New Roman" w:cs="Times New Roman" w:eastAsia="Times New Roman" w:hAnsi="Times New Roman"/>
-          <w:sz w:val="28"/>
-          <w:szCs w:val="28"/>
-          <w:rtl w:val="0"/>
-        </w:rPr>
-        <w:t xml:space="preserve">, перед допуском. В пояснительной записке должны быть ВСЕ страницы: титульник, задание, реферат и далее по содержанию. На титульнике и в задании должны быть указаны все фамилии и инициалы. По почте присылать нельзя. Только лично, только на флешке. </w:t>
-      </w:r>
-    </w:p>
-    <w:p>
-      <w:pPr>
-        <w:spacing w:after="0" w:line="240" w:lineRule="auto"/>
-        <w:ind w:firstLine="709"/>
-        <w:jc w:val="both"/>
-        <w:rPr>
-          <w:rFonts w:ascii="Times New Roman" w:cs="Times New Roman" w:eastAsia="Times New Roman" w:hAnsi="Times New Roman"/>
-          <w:sz w:val="28"/>
-          <w:szCs w:val="28"/>
-        </w:rPr>
-      </w:pPr>
-      <w:r>
-        <w:rPr>
-          <w:rFonts w:ascii="Times New Roman" w:cs="Times New Roman" w:eastAsia="Times New Roman" w:hAnsi="Times New Roman"/>
-          <w:sz w:val="28"/>
-          <w:szCs w:val="28"/>
-          <w:rtl w:val="0"/>
-        </w:rPr>
-        <w:br w:type="textWrapping"/>
-      </w:r>
-    </w:p>
-    <w:p>
-      <w:pPr>
-        <w:spacing w:after="0" w:line="240" w:lineRule="auto"/>
-        <w:ind w:firstLine="709"/>
-        <w:jc w:val="both"/>
-        <w:rPr>
-          <w:rFonts w:ascii="Times New Roman" w:cs="Times New Roman" w:eastAsia="Times New Roman" w:hAnsi="Times New Roman"/>
-          <w:sz w:val="28"/>
-          <w:szCs w:val="28"/>
-          <w:highlight w:val="yellow"/>
-        </w:rPr>
-      </w:pPr>
-      <w:r>
-        <w:rPr>
-          <w:rtl w:val="0"/>
-        </w:rPr>
-      </w:r>
-    </w:p>
-    <w:p>
-      <w:pPr>
-        <w:spacing w:after="0" w:line="240" w:lineRule="auto"/>
-        <w:ind w:firstLine="709"/>
-        <w:jc w:val="both"/>
-        <w:rPr>
-          <w:rFonts w:ascii="Times New Roman" w:cs="Times New Roman" w:eastAsia="Times New Roman" w:hAnsi="Times New Roman"/>
-          <w:sz w:val="28"/>
-          <w:szCs w:val="28"/>
-        </w:rPr>
-      </w:pPr>
-      <w:r>
-        <w:rPr>
-          <w:rFonts w:ascii="Times New Roman" w:cs="Times New Roman" w:eastAsia="Times New Roman" w:hAnsi="Times New Roman"/>
-          <w:sz w:val="28"/>
-          <w:szCs w:val="28"/>
-          <w:highlight w:val="yellow"/>
-          <w:rtl w:val="0"/>
-        </w:rPr>
-        <w:t xml:space="preserve">ДОПУСК</w:t>
-      </w:r>
-      <w:r>
-        <w:rPr>
-          <w:rtl w:val="0"/>
-        </w:rPr>
-      </w:r>
-    </w:p>
-    <w:p>
-      <w:pPr>
-        <w:spacing w:after="0" w:line="240" w:lineRule="auto"/>
-        <w:ind w:firstLine="709"/>
-        <w:jc w:val="both"/>
-        <w:rPr>
-          <w:rFonts w:ascii="Times New Roman" w:cs="Times New Roman" w:eastAsia="Times New Roman" w:hAnsi="Times New Roman"/>
-          <w:sz w:val="28"/>
-          <w:szCs w:val="28"/>
-        </w:rPr>
-      </w:pPr>
-      <w:r>
-        <w:rPr>
-          <w:rtl w:val="0"/>
-        </w:rPr>
-      </w:r>
-    </w:p>
-    <w:p>
-      <w:pPr>
-        <w:spacing w:after="0" w:line="240" w:lineRule="auto"/>
-        <w:ind w:firstLine="709"/>
-        <w:jc w:val="both"/>
-        <w:rPr>
-          <w:rFonts w:ascii="Times New Roman" w:cs="Times New Roman" w:eastAsia="Times New Roman" w:hAnsi="Times New Roman"/>
-          <w:sz w:val="28"/>
-          <w:szCs w:val="28"/>
-        </w:rPr>
-      </w:pPr>
-      <w:r>
+        <w:t xml:space="preserve">.</w:t>
+      </w:r>
+      <w:r>
+        <w:rPr>
+          <w:rFonts w:ascii="Times New Roman" w:cs="Times New Roman" w:eastAsia="Times New Roman" w:hAnsi="Times New Roman"/>
+          <w:sz w:val="28"/>
+          <w:szCs w:val="28"/>
+          <w:rtl w:val="0"/>
+        </w:rPr>
+        <w:t xml:space="preserve"> Выкладывайте записку в ЛК заблаговременно, чтобы руководитель успел согласовать и загрузить необходимые документы.</w:t>
+      </w:r>
+    </w:p>
+    <w:p>
+      <w:pPr>
+        <w:spacing w:after="0" w:line="240" w:lineRule="auto"/>
+        <w:ind w:firstLine="709"/>
+        <w:jc w:val="both"/>
         <w:rPr>
           <w:rFonts w:ascii="Times New Roman" w:cs="Times New Roman" w:eastAsia="Times New Roman" w:hAnsi="Times New Roman"/>
           <w:b w:val="1"/>
           <w:bCs w:val="1"/>
           <w:sz w:val="28"/>
           <w:szCs w:val="28"/>
+        </w:rPr>
+      </w:pPr>
+      <w:r>
+        <w:rPr>
+          <w:rFonts w:ascii="Times New Roman" w:cs="Times New Roman" w:eastAsia="Times New Roman" w:hAnsi="Times New Roman"/>
+          <w:b w:val="1"/>
+          <w:bCs w:val="1"/>
+          <w:sz w:val="28"/>
+          <w:szCs w:val="28"/>
+          <w:rtl w:val="0"/>
+        </w:rPr>
+        <w:t xml:space="preserve">Если ВКР не будет выложена в ЛК и согласована, вы не будете допущены до защиты.</w:t>
+      </w:r>
+    </w:p>
+    <w:p>
+      <w:pPr>
+        <w:spacing w:after="0" w:line="240" w:lineRule="auto"/>
+        <w:ind w:firstLine="709"/>
+        <w:jc w:val="both"/>
+        <w:rPr>
+          <w:rFonts w:ascii="Times New Roman" w:cs="Times New Roman" w:eastAsia="Times New Roman" w:hAnsi="Times New Roman"/>
+          <w:sz w:val="28"/>
+          <w:szCs w:val="28"/>
+        </w:rPr>
+      </w:pPr>
+      <w:r>
+        <w:rPr>
+          <w:rtl w:val="0"/>
+        </w:rPr>
+      </w:r>
+    </w:p>
+    <w:p>
+      <w:pPr>
+        <w:spacing w:after="0" w:line="240" w:lineRule="auto"/>
+        <w:ind w:firstLine="709"/>
+        <w:jc w:val="both"/>
+        <w:rPr>
+          <w:rFonts w:ascii="Times New Roman" w:cs="Times New Roman" w:eastAsia="Times New Roman" w:hAnsi="Times New Roman"/>
+          <w:sz w:val="28"/>
+          <w:szCs w:val="28"/>
+          <w:highlight w:val="yellow"/>
+        </w:rPr>
+      </w:pPr>
+      <w:r>
+        <w:rPr>
+          <w:rFonts w:ascii="Times New Roman" w:cs="Times New Roman" w:eastAsia="Times New Roman" w:hAnsi="Times New Roman"/>
+          <w:sz w:val="28"/>
+          <w:szCs w:val="28"/>
+          <w:rtl w:val="0"/>
+        </w:rPr>
+        <w:t xml:space="preserve">В пояснительной записке должны быть ВСЕ страницы: титульник, задание, реферат и далее по содержанию. На титульнике и в задании должны быть указаны все фамилии и инициалы. </w:t>
+        <w:br w:type="textWrapping"/>
+      </w:r>
+      <w:r>
+        <w:rPr>
+          <w:rtl w:val="0"/>
+        </w:rPr>
+      </w:r>
+    </w:p>
+    <w:p>
+      <w:pPr>
+        <w:spacing w:after="0" w:line="240" w:lineRule="auto"/>
+        <w:ind w:firstLine="709"/>
+        <w:jc w:val="both"/>
+        <w:rPr>
+          <w:rFonts w:ascii="Times New Roman" w:cs="Times New Roman" w:eastAsia="Times New Roman" w:hAnsi="Times New Roman"/>
+          <w:sz w:val="28"/>
+          <w:szCs w:val="28"/>
+          <w:highlight w:val="yellow"/>
+        </w:rPr>
+      </w:pPr>
+      <w:r>
+        <w:rPr>
+          <w:rtl w:val="0"/>
+        </w:rPr>
+      </w:r>
+    </w:p>
+    <w:p>
+      <w:pPr>
+        <w:spacing w:after="0" w:line="240" w:lineRule="auto"/>
+        <w:ind w:firstLine="709"/>
+        <w:jc w:val="both"/>
+        <w:rPr>
+          <w:rFonts w:ascii="Times New Roman" w:cs="Times New Roman" w:eastAsia="Times New Roman" w:hAnsi="Times New Roman"/>
+          <w:sz w:val="28"/>
+          <w:szCs w:val="28"/>
+        </w:rPr>
+      </w:pPr>
+      <w:r>
+        <w:rPr>
+          <w:rFonts w:ascii="Times New Roman" w:cs="Times New Roman" w:eastAsia="Times New Roman" w:hAnsi="Times New Roman"/>
+          <w:sz w:val="28"/>
+          <w:szCs w:val="28"/>
+          <w:highlight w:val="yellow"/>
+          <w:rtl w:val="0"/>
+        </w:rPr>
+        <w:t xml:space="preserve">ДОПУСК</w:t>
+      </w:r>
+      <w:r>
+        <w:rPr>
+          <w:rtl w:val="0"/>
+        </w:rPr>
+      </w:r>
+    </w:p>
+    <w:p>
+      <w:pPr>
+        <w:spacing w:after="0" w:line="240" w:lineRule="auto"/>
+        <w:ind w:firstLine="709"/>
+        <w:jc w:val="both"/>
+        <w:rPr>
+          <w:rFonts w:ascii="Times New Roman" w:cs="Times New Roman" w:eastAsia="Times New Roman" w:hAnsi="Times New Roman"/>
+          <w:sz w:val="28"/>
+          <w:szCs w:val="28"/>
+        </w:rPr>
+      </w:pPr>
+      <w:r>
+        <w:rPr>
+          <w:rtl w:val="0"/>
+        </w:rPr>
+      </w:r>
+    </w:p>
+    <w:p>
+      <w:pPr>
+        <w:spacing w:after="0" w:line="240" w:lineRule="auto"/>
+        <w:ind w:firstLine="709"/>
+        <w:jc w:val="both"/>
+        <w:rPr>
+          <w:rFonts w:ascii="Times New Roman" w:cs="Times New Roman" w:eastAsia="Times New Roman" w:hAnsi="Times New Roman"/>
+          <w:sz w:val="28"/>
+          <w:szCs w:val="28"/>
+        </w:rPr>
+      </w:pPr>
+      <w:r>
+        <w:rPr>
+          <w:rFonts w:ascii="Times New Roman" w:cs="Times New Roman" w:eastAsia="Times New Roman" w:hAnsi="Times New Roman"/>
+          <w:b w:val="1"/>
+          <w:bCs w:val="1"/>
+          <w:sz w:val="28"/>
+          <w:szCs w:val="28"/>
           <w:highlight w:val="green"/>
           <w:rtl w:val="0"/>
         </w:rPr>
@@ -939,28 +941,65 @@
           <w:szCs w:val="28"/>
           <w:rtl w:val="0"/>
         </w:rPr>
-        <w:t xml:space="preserve">- переплетенная ВКР (!!!) с подписями дипломника и руководителя. Переплетать надо в твердый переплет, в виде книги. Эту услугу предоставляют в 5 корпусе (по крайней мере предоставляли еще совсем недавно). Цвет обложки любой (в пределах разумного), какой вам нравится. Надпись на обложке - опционально;</w:t>
-      </w:r>
-    </w:p>
-    <w:p>
-      <w:pPr>
-        <w:spacing w:after="0" w:line="240" w:lineRule="auto"/>
-        <w:ind w:firstLine="709"/>
-        <w:jc w:val="both"/>
-        <w:rPr>
-          <w:rFonts w:ascii="Times New Roman" w:cs="Times New Roman" w:eastAsia="Times New Roman" w:hAnsi="Times New Roman"/>
-          <w:sz w:val="28"/>
-          <w:szCs w:val="28"/>
-        </w:rPr>
-      </w:pPr>
-      <w:r>
-        <w:rPr>
-          <w:rFonts w:ascii="Times New Roman" w:cs="Times New Roman" w:eastAsia="Times New Roman" w:hAnsi="Times New Roman"/>
-          <w:sz w:val="28"/>
-          <w:szCs w:val="28"/>
-          <w:rtl w:val="0"/>
-        </w:rPr>
-        <w:t xml:space="preserve">- скрепленная презентация с заполненным штампом, подписанным дипломником и руководителем. Штамп печатается на обороте последнего информативного слайда. Последний информативный слайд – это Заключение или Выводы и т.д. Слайд "Спасибо за внимание!" не информативный. Его НЕ НАДО учитывать в числе слайдов и распечатывать. Специально для поколения, у которого никогда не было ни черчения, ни инженерной графики, хочу сказать, что размеры штампа, который надо напечатать на обратной стороне последнего слайда презентации, определены ГОСТом, и менять их по своему усмотрению НЕЛЬЗЯ. Презентацию надо скрепить степлером;</w:t>
+        <w:t xml:space="preserve">- переплетенная ВКР (!!!) с подписями (синими) дипломника, руководителя и нормоконтролера. Переплетать надо в твердый переплет, в виде книги. Эту услугу предоставляют в 5 корпусе (по крайней мере предоставляли еще совсем недавно). Цвет обложки любой (в пределах разумного), какой вам нравится. Надпись на обложке - опционально;</w:t>
+      </w:r>
+    </w:p>
+    <w:p>
+      <w:pPr>
+        <w:spacing w:after="0" w:line="240" w:lineRule="auto"/>
+        <w:ind w:firstLine="709"/>
+        <w:jc w:val="both"/>
+        <w:rPr>
+          <w:rFonts w:ascii="Times New Roman" w:cs="Times New Roman" w:eastAsia="Times New Roman" w:hAnsi="Times New Roman"/>
+          <w:sz w:val="28"/>
+          <w:szCs w:val="28"/>
+        </w:rPr>
+      </w:pPr>
+      <w:r>
+        <w:rPr>
+          <w:rFonts w:ascii="Times New Roman" w:cs="Times New Roman" w:eastAsia="Times New Roman" w:hAnsi="Times New Roman"/>
+          <w:sz w:val="28"/>
+          <w:szCs w:val="28"/>
+          <w:rtl w:val="0"/>
+        </w:rPr>
+        <w:t xml:space="preserve">- скрепленная презентация с заполненным штампом, подписанным (синим) дипломником, руководителем и нормоконтролером. Штамп печатается на обороте последнего информативного слайда </w:t>
+      </w:r>
+      <w:r>
+        <w:rPr>
+          <w:rFonts w:ascii="Times New Roman" w:cs="Times New Roman" w:eastAsia="Times New Roman" w:hAnsi="Times New Roman"/>
+          <w:b w:val="1"/>
+          <w:bCs w:val="1"/>
+          <w:sz w:val="28"/>
+          <w:szCs w:val="28"/>
+          <w:rtl w:val="0"/>
+        </w:rPr>
+        <w:t xml:space="preserve">одной</w:t>
+      </w:r>
+      <w:r>
+        <w:rPr>
+          <w:rFonts w:ascii="Times New Roman" w:cs="Times New Roman" w:eastAsia="Times New Roman" w:hAnsi="Times New Roman"/>
+          <w:sz w:val="28"/>
+          <w:szCs w:val="28"/>
+          <w:rtl w:val="0"/>
+        </w:rPr>
+        <w:t xml:space="preserve"> презентации. Последний информативный слайд – это Заключение или Выводы и т.д. Слайд "Спасибо за внимание!" не информативный. Его НЕ НАДО учитывать в числе слайдов и распечатывать. Специально для поколения, у которого никогда не было черчения или инженерной графики, хочу сказать, что размеры штампа, который надо напечатать на обратной стороне последнего слайда презентации, определены ГОСТом, и менять их по своему усмотрению НЕЛЬЗЯ. Презентацию надо скрепить степлером;</w:t>
+      </w:r>
+    </w:p>
+    <w:p>
+      <w:pPr>
+        <w:spacing w:after="0" w:line="240" w:lineRule="auto"/>
+        <w:ind w:firstLine="709"/>
+        <w:jc w:val="both"/>
+        <w:rPr>
+          <w:rFonts w:ascii="Times New Roman" w:cs="Times New Roman" w:eastAsia="Times New Roman" w:hAnsi="Times New Roman"/>
+          <w:sz w:val="28"/>
+          <w:szCs w:val="28"/>
+        </w:rPr>
+      </w:pPr>
+      <w:r>
+        <w:rPr>
+          <w:rtl w:val="0"/>
+        </w:rPr>
       </w:r>
     </w:p>
     <w:p>
@@ -997,6 +1036,23 @@
       </w:pPr>
       <w:r>
         <w:rPr>
+          <w:rtl w:val="0"/>
+        </w:rPr>
+      </w:r>
+    </w:p>
+    <w:p>
+      <w:pPr>
+        <w:spacing w:after="0" w:line="240" w:lineRule="auto"/>
+        <w:ind w:firstLine="709"/>
+        <w:jc w:val="both"/>
+        <w:rPr>
+          <w:rFonts w:ascii="Times New Roman" w:cs="Times New Roman" w:eastAsia="Times New Roman" w:hAnsi="Times New Roman"/>
+          <w:sz w:val="28"/>
+          <w:szCs w:val="28"/>
+        </w:rPr>
+      </w:pPr>
+      <w:r>
+        <w:rPr>
           <w:rFonts w:ascii="Times New Roman" w:cs="Times New Roman" w:eastAsia="Times New Roman" w:hAnsi="Times New Roman"/>
           <w:sz w:val="28"/>
           <w:szCs w:val="28"/>
@@ -1029,13 +1085,17 @@
         <w:jc w:val="both"/>
         <w:rPr>
           <w:rFonts w:ascii="Times New Roman" w:cs="Times New Roman" w:eastAsia="Times New Roman" w:hAnsi="Times New Roman"/>
-          <w:sz w:val="28"/>
-          <w:szCs w:val="28"/>
-        </w:rPr>
-      </w:pPr>
-      <w:r>
-        <w:rPr>
-          <w:rFonts w:ascii="Times New Roman" w:cs="Times New Roman" w:eastAsia="Times New Roman" w:hAnsi="Times New Roman"/>
+          <w:b w:val="1"/>
+          <w:bCs w:val="1"/>
+          <w:sz w:val="28"/>
+          <w:szCs w:val="28"/>
+        </w:rPr>
+      </w:pPr>
+      <w:r>
+        <w:rPr>
+          <w:rFonts w:ascii="Times New Roman" w:cs="Times New Roman" w:eastAsia="Times New Roman" w:hAnsi="Times New Roman"/>
+          <w:b w:val="1"/>
+          <w:bCs w:val="1"/>
           <w:sz w:val="28"/>
           <w:szCs w:val="28"/>
           <w:rtl w:val="0"/>
@@ -2054,7 +2114,7 @@
           <w:szCs w:val="28"/>
           <w:rtl w:val="0"/>
         </w:rPr>
-        <w:t xml:space="preserve">- скатерти из нетканого материала синего или зеленого цвета – 4 штуки;</w:t>
+        <w:t xml:space="preserve">- скатерти из нетканого материала синего или зеленого (одного) цвета – 4 штуки;</w:t>
       </w:r>
     </w:p>
     <w:p>
